--- a/constitucion_sas_nova_bienestar/docx/07_Formularios_RUES_hojas_de_transcripcion.docx
+++ b/constitucion_sas_nova_bienestar/docx/07_Formularios_RUES_hojas_de_transcripcion.docx
@@ -7723,7 +7723,7 @@
                 <w:sz w:val="20"/>
                 <w:u w:val="none"/>
               </w:rPr>
-              <w:t>Autorización previa de la asamblea para actos superiores a 500 SMLMV, para gravar o enajenar inmuebles, para garantizar obligaciones de terceros, para adquirir participaciones en otras sociedades y para operar en conflicto de interés</w:t>
+              <w:t>Autorización previa de la asamblea para actos superiores a 100 SMLMV, para gravar o enajenar inmuebles, para garantizar obligaciones de terceros, para adquirir participaciones en otras sociedades y para operar en conflicto de interés</w:t>
             </w:r>
           </w:p>
         </w:tc>
@@ -11248,53 +11248,9 @@
                 <w:rFonts w:ascii="Times New Roman" w:hAnsi="Times New Roman"/>
                 <w:b w:val="0"/>
                 <w:i w:val="0"/>
-                <w:u w:val="single"/>
-              </w:rPr>
-              <w:t>_</w:t>
-            </w:r>
-            <w:r>
-              <w:rPr>
-                <w:rFonts w:ascii="Times New Roman" w:hAnsi="Times New Roman"/>
-                <w:b w:val="0"/>
-                <w:i w:val="0"/>
-                <w:u w:val="single"/>
-              </w:rPr>
-              <w:t>_</w:t>
-            </w:r>
-            <w:r>
-              <w:rPr>
-                <w:rFonts w:ascii="Times New Roman" w:hAnsi="Times New Roman"/>
-                <w:b w:val="0"/>
-                <w:i w:val="0"/>
-                <w:u w:val="single"/>
-              </w:rPr>
-              <w:t>_</w:t>
-            </w:r>
-            <w:r>
-              <w:rPr>
-                <w:rFonts w:ascii="Times New Roman" w:hAnsi="Times New Roman"/>
-                <w:b w:val="0"/>
-                <w:i w:val="0"/>
-                <w:u w:val="single"/>
-              </w:rPr>
-              <w:t>_</w:t>
-            </w:r>
-            <w:r>
-              <w:rPr>
-                <w:rFonts w:ascii="Times New Roman" w:hAnsi="Times New Roman"/>
-                <w:b w:val="0"/>
-                <w:i w:val="0"/>
-                <w:u w:val="single"/>
-              </w:rPr>
-              <w:t>_</w:t>
-            </w:r>
-            <w:r>
-              <w:rPr>
-                <w:rFonts w:ascii="Times New Roman" w:hAnsi="Times New Roman"/>
-                <w:b w:val="0"/>
-                <w:i w:val="0"/>
-                <w:u w:val="single"/>
-              </w:rPr>
+                <w:u w:val="none"/>
+              </w:rPr>
+              <w:t>____________________________</w:t>
             </w:r>
           </w:p>
           <w:p>
@@ -11356,53 +11312,9 @@
                 <w:rFonts w:ascii="Times New Roman" w:hAnsi="Times New Roman"/>
                 <w:b w:val="0"/>
                 <w:i w:val="0"/>
-                <w:u w:val="single"/>
-              </w:rPr>
-              <w:t>_</w:t>
-            </w:r>
-            <w:r>
-              <w:rPr>
-                <w:rFonts w:ascii="Times New Roman" w:hAnsi="Times New Roman"/>
-                <w:b w:val="0"/>
-                <w:i w:val="0"/>
-                <w:u w:val="single"/>
-              </w:rPr>
-              <w:t>_</w:t>
-            </w:r>
-            <w:r>
-              <w:rPr>
-                <w:rFonts w:ascii="Times New Roman" w:hAnsi="Times New Roman"/>
-                <w:b w:val="0"/>
-                <w:i w:val="0"/>
-                <w:u w:val="single"/>
-              </w:rPr>
-              <w:t>_</w:t>
-            </w:r>
-            <w:r>
-              <w:rPr>
-                <w:rFonts w:ascii="Times New Roman" w:hAnsi="Times New Roman"/>
-                <w:b w:val="0"/>
-                <w:i w:val="0"/>
-                <w:u w:val="single"/>
-              </w:rPr>
-              <w:t>_</w:t>
-            </w:r>
-            <w:r>
-              <w:rPr>
-                <w:rFonts w:ascii="Times New Roman" w:hAnsi="Times New Roman"/>
-                <w:b w:val="0"/>
-                <w:i w:val="0"/>
-                <w:u w:val="single"/>
-              </w:rPr>
-              <w:t>_</w:t>
-            </w:r>
-            <w:r>
-              <w:rPr>
-                <w:rFonts w:ascii="Times New Roman" w:hAnsi="Times New Roman"/>
-                <w:b w:val="0"/>
-                <w:i w:val="0"/>
-                <w:u w:val="single"/>
-              </w:rPr>
+                <w:u w:val="none"/>
+              </w:rPr>
+              <w:t>____________________________</w:t>
             </w:r>
           </w:p>
           <w:p>
@@ -11430,19 +11342,9 @@
                 <w:b w:val="0"/>
                 <w:i w:val="0"/>
                 <w:sz w:val="20"/>
-                <w:u w:val="single"/>
-              </w:rPr>
-              <w:t xml:space="preserve">__ / </w:t>
-            </w:r>
-            <w:r>
-              <w:rPr>
-                <w:rFonts w:ascii="Times New Roman" w:hAnsi="Times New Roman"/>
-                <w:b w:val="0"/>
-                <w:i w:val="0"/>
-                <w:sz w:val="20"/>
-                <w:u w:val="none"/>
-              </w:rPr>
-              <w:t>__ / 2026</w:t>
+                <w:u w:val="none"/>
+              </w:rPr>
+              <w:t>____ / ____ / 2026</w:t>
             </w:r>
           </w:p>
           <w:p>

--- a/constitucion_sas_nova_bienestar/docx/07_Formularios_RUES_hojas_de_transcripcion.docx
+++ b/constitucion_sas_nova_bienestar/docx/07_Formularios_RUES_hojas_de_transcripcion.docx
@@ -251,7 +251,7 @@
                 <w:sz w:val="20"/>
                 <w:u w:val="none"/>
               </w:rPr>
-              <w:t>Carátula única empresarial y anexos</w:t>
+              <w:t>Carátula única empresarial (dos páginas)</w:t>
             </w:r>
           </w:p>
         </w:tc>
@@ -272,7 +272,27 @@
                 <w:sz w:val="20"/>
                 <w:u w:val="none"/>
               </w:rPr>
-              <w:t>Sitio de la Cámara de Comercio de Medellín para Antioquia, sección "Crear empresa" → "Formatos y formularios". También en www.rues.org.co, sección "Formatos CAE", donde hay un archivo específico para Medellín.</w:t>
+              <w:t xml:space="preserve">Sitio de la Cámara de Comercio de Medellín para Antioquia, sección de servicios registrales → registro mercantil → </w:t>
+            </w:r>
+            <w:r>
+              <w:rPr>
+                <w:rFonts w:ascii="Times New Roman" w:hAnsi="Times New Roman"/>
+                <w:b/>
+                <w:i w:val="0"/>
+                <w:sz w:val="20"/>
+                <w:u w:val="none"/>
+              </w:rPr>
+              <w:t>"Formatos registro mercantil"</w:t>
+            </w:r>
+            <w:r>
+              <w:rPr>
+                <w:rFonts w:ascii="Times New Roman" w:hAnsi="Times New Roman"/>
+                <w:b w:val="0"/>
+                <w:i w:val="0"/>
+                <w:sz w:val="20"/>
+                <w:u w:val="none"/>
+              </w:rPr>
+              <w:t>. También en www.rues.org.co, sección "Formatos CAE", con archivo específico para Medellín.</w:t>
             </w:r>
           </w:p>
         </w:tc>
@@ -295,7 +315,7 @@
                 <w:sz w:val="20"/>
                 <w:u w:val="none"/>
               </w:rPr>
-              <w:t>Anexo de establecimiento de comercio</w:t>
+              <w:t>Anexo 1 — establecimientos de comercio, sucursales y agencias</w:t>
             </w:r>
           </w:p>
         </w:tc>
@@ -316,7 +336,7 @@
                 <w:sz w:val="20"/>
                 <w:u w:val="none"/>
               </w:rPr>
-              <w:t>Mismo origen; corresponde al anexo de matrícula o renovación de establecimientos.</w:t>
+              <w:t>Mismo origen. Es el único anexo que este trámite requiere; el anexo 2 corresponde al Registro Único de Proponentes y no aplica.</w:t>
             </w:r>
           </w:p>
         </w:tc>
@@ -543,7 +563,7 @@
           <w:i w:val="0"/>
           <w:u w:val="none"/>
         </w:rPr>
-        <w:t xml:space="preserve"> y debe acompañarse de los anexos que correspondan al tipo de solicitud.</w:t>
+        <w:t>, sirve por igual a la persona natural y a la jurídica, y se acompaña de los anexos que correspondan al tipo de solicitud. Para este trámite, solo el anexo 1 de establecimientos de comercio.</w:t>
       </w:r>
     </w:p>
     <w:p>
@@ -5858,7 +5878,81 @@
           <w:sz w:val="24"/>
           <w:u w:val="none"/>
         </w:rPr>
-        <w:t>SECCIÓN 3. ANEXO DE MATRÍCULA DE PERSONA JURÍDICA</w:t>
+        <w:t>SECCIÓN 3. DATOS SOCIETARIOS QUE ALIMENTAN EL CERTIFICADO DE EXISTENCIA Y REPRESENTACIÓN LEGAL</w:t>
+      </w:r>
+    </w:p>
+    <w:p>
+      <w:r>
+        <w:rPr>
+          <w:rFonts w:ascii="Times New Roman" w:hAnsi="Times New Roman"/>
+          <w:b/>
+          <w:i w:val="0"/>
+          <w:u w:val="none"/>
+        </w:rPr>
+        <w:t>Advertencia sobre esta sección.</w:t>
+      </w:r>
+      <w:r>
+        <w:rPr>
+          <w:rFonts w:ascii="Times New Roman" w:hAnsi="Times New Roman"/>
+          <w:b w:val="0"/>
+          <w:i w:val="0"/>
+          <w:u w:val="none"/>
+        </w:rPr>
+        <w:t xml:space="preserve"> El Registro Único Empresarial y Social </w:t>
+      </w:r>
+      <w:r>
+        <w:rPr>
+          <w:rFonts w:ascii="Times New Roman" w:hAnsi="Times New Roman"/>
+          <w:b/>
+          <w:i w:val="0"/>
+          <w:u w:val="none"/>
+        </w:rPr>
+        <w:t>no tiene un anexo independiente para la persona jurídica</w:t>
+      </w:r>
+      <w:r>
+        <w:rPr>
+          <w:rFonts w:ascii="Times New Roman" w:hAnsi="Times New Roman"/>
+          <w:b w:val="0"/>
+          <w:i w:val="0"/>
+          <w:u w:val="none"/>
+        </w:rPr>
+        <w:t xml:space="preserve">: la carátula única empresarial sirve tanto a la persona natural como a la jurídica, y los anexos que se descargan por separado son el de </w:t>
+      </w:r>
+      <w:r>
+        <w:rPr>
+          <w:rFonts w:ascii="Times New Roman" w:hAnsi="Times New Roman"/>
+          <w:b/>
+          <w:i w:val="0"/>
+          <w:u w:val="none"/>
+        </w:rPr>
+        <w:t>establecimientos de comercio</w:t>
+      </w:r>
+      <w:r>
+        <w:rPr>
+          <w:rFonts w:ascii="Times New Roman" w:hAnsi="Times New Roman"/>
+          <w:b w:val="0"/>
+          <w:i w:val="0"/>
+          <w:u w:val="none"/>
+        </w:rPr>
+        <w:t xml:space="preserve"> (anexo 1) y el del </w:t>
+      </w:r>
+      <w:r>
+        <w:rPr>
+          <w:rFonts w:ascii="Times New Roman" w:hAnsi="Times New Roman"/>
+          <w:b/>
+          <w:i w:val="0"/>
+          <w:u w:val="none"/>
+        </w:rPr>
+        <w:t>Registro Único de Proponentes</w:t>
+      </w:r>
+      <w:r>
+        <w:rPr>
+          <w:rFonts w:ascii="Times New Roman" w:hAnsi="Times New Roman"/>
+          <w:b w:val="0"/>
+          <w:i w:val="0"/>
+          <w:u w:val="none"/>
+        </w:rPr>
+        <w:t xml:space="preserve"> (anexo 2), este último inaplicable aquí.</w:t>
       </w:r>
     </w:p>
     <w:p>
@@ -5869,7 +5963,7 @@
           <w:i w:val="0"/>
           <w:u w:val="none"/>
         </w:rPr>
-        <w:t xml:space="preserve">Este anexo alimenta el certificado de existencia y representación legal. Cada dato debe coincidir </w:t>
+        <w:t xml:space="preserve">Los datos que siguen no se transcriben, entonces, a un formulario propio: unos van en las casillas de la carátula que ya se recorrieron en la sección 1, y los demás —capital, objeto, duración, facultades y limitaciones de los administradores— </w:t>
       </w:r>
       <w:r>
         <w:rPr>
@@ -5878,7 +5972,7 @@
           <w:i w:val="0"/>
           <w:u w:val="none"/>
         </w:rPr>
-        <w:t>literalmente</w:t>
+        <w:t>los toma la Cámara directamente del documento privado de constitución</w:t>
       </w:r>
       <w:r>
         <w:rPr>
@@ -5887,7 +5981,36 @@
           <w:i w:val="0"/>
           <w:u w:val="none"/>
         </w:rPr>
-        <w:t xml:space="preserve"> con el documento privado de constitución; la Cámara coteja ambos y devuelve el trámite ante cualquier discrepancia.</w:t>
+        <w:t xml:space="preserve"> para incorporarlos al certificado de existencia y representación legal.</w:t>
+      </w:r>
+    </w:p>
+    <w:p>
+      <w:r>
+        <w:rPr>
+          <w:rFonts w:ascii="Times New Roman" w:hAnsi="Times New Roman"/>
+          <w:b w:val="0"/>
+          <w:i w:val="0"/>
+          <w:u w:val="none"/>
+        </w:rPr>
+        <w:t xml:space="preserve">Esta sección se conserva por su utilidad práctica: es la </w:t>
+      </w:r>
+      <w:r>
+        <w:rPr>
+          <w:rFonts w:ascii="Times New Roman" w:hAnsi="Times New Roman"/>
+          <w:b/>
+          <w:i w:val="0"/>
+          <w:u w:val="none"/>
+        </w:rPr>
+        <w:t>lista de cotejo</w:t>
+      </w:r>
+      <w:r>
+        <w:rPr>
+          <w:rFonts w:ascii="Times New Roman" w:hAnsi="Times New Roman"/>
+          <w:b w:val="0"/>
+          <w:i w:val="0"/>
+          <w:u w:val="none"/>
+        </w:rPr>
+        <w:t xml:space="preserve"> con la que debe verificarse que lo escrito en el documento de constitución y lo digitado en la carátula digan exactamente lo mismo. La Cámara compara ambos y devuelve el trámite ante cualquier discrepancia. Si al radicar la Cámara solicita un anexo adicional de persona jurídica, esta lista contiene ya todos sus campos.</w:t>
       </w:r>
     </w:p>
     <w:tbl>
@@ -7986,7 +8109,7 @@
           <w:sz w:val="24"/>
           <w:u w:val="none"/>
         </w:rPr>
-        <w:t>SECCIÓN 4. ANEXO DE MATRÍCULA DE ESTABLECIMIENTO DE COMERCIO</w:t>
+        <w:t>SECCIÓN 4. ANEXO 1 — MATRÍCULA DE ESTABLECIMIENTO DE COMERCIO</w:t>
       </w:r>
     </w:p>
     <w:p>
@@ -7997,7 +8120,7 @@
           <w:i w:val="0"/>
           <w:u w:val="none"/>
         </w:rPr>
-        <w:t>Se diligencia un anexo por cada establecimiento. NOVA BIENESTAR INTEGRAL S.A.S. abre uno solo. Recuérdese que la matrícula del establecimiento es un trámite distinto del de la sociedad: aquella recae sobre un conjunto de bienes (artículo 515 del Código de Comercio), esta sobre un sujeto de derecho.</w:t>
+        <w:t>Se diligencia un anexo por cada establecimiento. NOVA BIENESTAR INTEGRAL S.A.S. abre uno solo. Es el único anexo que se descarga por separado en este trámite. Recuérdese que la matrícula del establecimiento es un trámite distinto del de la sociedad: aquella recae sobre un conjunto de bienes (artículo 515 del Código de Comercio), esta sobre un sujeto de derecho.</w:t>
       </w:r>
     </w:p>
     <w:tbl>

--- a/constitucion_sas_nova_bienestar/docx/07_Formularios_RUES_hojas_de_transcripcion.docx
+++ b/constitucion_sas_nova_bienestar/docx/07_Formularios_RUES_hojas_de_transcripcion.docx
@@ -31,7 +31,7 @@
           <w:sz w:val="24"/>
           <w:u w:val="none"/>
         </w:rPr>
-        <w:t>Hojas de transcripción diligenciadas — NOVA BIENESTAR INTEGRAL S.A.S.</w:t>
+        <w:t>Hojas de transcripción diligenciadas. NOVA BIENESTAR INTEGRAL S.A.S.</w:t>
       </w:r>
     </w:p>
     <w:p>
@@ -315,7 +315,7 @@
                 <w:sz w:val="20"/>
                 <w:u w:val="none"/>
               </w:rPr>
-              <w:t>Anexo 1 — establecimientos de comercio, sucursales y agencias</w:t>
+              <w:t>Anexo 1. Establecimientos de comercio, sucursales y agencias</w:t>
             </w:r>
           </w:p>
         </w:tc>
@@ -672,7 +672,7 @@
           <w:sz w:val="24"/>
           <w:u w:val="none"/>
         </w:rPr>
-        <w:t>SECCIÓN 1. CARÁTULA ÚNICA EMPRESARIAL — PÁGINA 1</w:t>
+        <w:t>SECCIÓN 1. CARÁTULA ÚNICA EMPRESARIAL. PÁGINA 1</w:t>
       </w:r>
     </w:p>
     <w:p>
@@ -2952,7 +2952,7 @@
                 <w:sz w:val="20"/>
                 <w:u w:val="none"/>
               </w:rPr>
-              <w:t>8692 — Actividades de apoyo terapéutico</w:t>
+              <w:t>8692. Actividades de apoyo terapéutico</w:t>
             </w:r>
           </w:p>
         </w:tc>
@@ -3017,7 +3017,7 @@
                 <w:sz w:val="20"/>
                 <w:u w:val="none"/>
               </w:rPr>
-              <w:t>9311 — Gestión de instalaciones deportivas</w:t>
+              <w:t>9311. Gestión de instalaciones deportivas</w:t>
             </w:r>
           </w:p>
         </w:tc>
@@ -3082,7 +3082,7 @@
                 <w:sz w:val="20"/>
                 <w:u w:val="none"/>
               </w:rPr>
-              <w:t>9609 — Otras actividades de servicios personales n.c.p.</w:t>
+              <w:t>9609. Otras actividades de servicios personales n.c.p.</w:t>
             </w:r>
           </w:p>
         </w:tc>
@@ -3567,7 +3567,7 @@
           <w:sz w:val="24"/>
           <w:u w:val="none"/>
         </w:rPr>
-        <w:t>SECCIÓN 2. CARÁTULA ÚNICA EMPRESARIAL — PÁGINA 2</w:t>
+        <w:t>SECCIÓN 2. CARÁTULA ÚNICA EMPRESARIAL. PÁGINA 2</w:t>
       </w:r>
     </w:p>
     <w:p>
@@ -5458,7 +5458,7 @@
                 <w:sz w:val="20"/>
                 <w:u w:val="none"/>
               </w:rPr>
-              <w:t xml:space="preserve"> — marcar la casilla y anexar la declaración juramentada del documento 03</w:t>
+              <w:t>. Marcar la casilla y anexar la declaración juramentada del documento 03</w:t>
             </w:r>
           </w:p>
         </w:tc>
@@ -5963,7 +5963,7 @@
           <w:i w:val="0"/>
           <w:u w:val="none"/>
         </w:rPr>
-        <w:t xml:space="preserve">Los datos que siguen no se transcriben, entonces, a un formulario propio: unos van en las casillas de la carátula que ya se recorrieron en la sección 1, y los demás —capital, objeto, duración, facultades y limitaciones de los administradores— </w:t>
+        <w:t>Los datos que siguen no se transcriben, entonces, a un formulario propio: unos van en las casillas de la carátula que ya se recorrieron en la sección 1, y los demás (capital, objeto, duración, facultades y limitaciones de los administradores)</w:t>
       </w:r>
       <w:r>
         <w:rPr>
@@ -6481,7 +6481,7 @@
                 <w:sz w:val="20"/>
                 <w:u w:val="none"/>
               </w:rPr>
-              <w:t>MEDELLÍN — ANTIOQUIA</w:t>
+              <w:t>MEDELLÍN, ANTIOQUIA</w:t>
             </w:r>
           </w:p>
         </w:tc>
@@ -6720,7 +6720,7 @@
                 <w:sz w:val="20"/>
                 <w:u w:val="none"/>
               </w:rPr>
-              <w:t>Capital autorizado — valor</w:t>
+              <w:t>Capital autorizado, valor</w:t>
             </w:r>
           </w:p>
         </w:tc>
@@ -6785,7 +6785,7 @@
                 <w:sz w:val="20"/>
                 <w:u w:val="none"/>
               </w:rPr>
-              <w:t>Capital autorizado — número de acciones</w:t>
+              <w:t>Capital autorizado, número de acciones</w:t>
             </w:r>
           </w:p>
         </w:tc>
@@ -6850,7 +6850,7 @@
                 <w:sz w:val="20"/>
                 <w:u w:val="none"/>
               </w:rPr>
-              <w:t>Capital autorizado — valor nominal</w:t>
+              <w:t>Capital autorizado, valor nominal</w:t>
             </w:r>
           </w:p>
         </w:tc>
@@ -6915,7 +6915,7 @@
                 <w:sz w:val="20"/>
                 <w:u w:val="none"/>
               </w:rPr>
-              <w:t>Capital suscrito — valor</w:t>
+              <w:t>Capital suscrito, valor</w:t>
             </w:r>
           </w:p>
         </w:tc>
@@ -6980,7 +6980,7 @@
                 <w:sz w:val="20"/>
                 <w:u w:val="none"/>
               </w:rPr>
-              <w:t>Capital suscrito — número de acciones</w:t>
+              <w:t>Capital suscrito, número de acciones</w:t>
             </w:r>
           </w:p>
         </w:tc>
@@ -7045,7 +7045,7 @@
                 <w:sz w:val="20"/>
                 <w:u w:val="none"/>
               </w:rPr>
-              <w:t>Capital suscrito — valor nominal</w:t>
+              <w:t>Capital suscrito, valor nominal</w:t>
             </w:r>
           </w:p>
         </w:tc>
@@ -7110,7 +7110,7 @@
                 <w:sz w:val="20"/>
                 <w:u w:val="none"/>
               </w:rPr>
-              <w:t>Capital suscrito — clase de acciones</w:t>
+              <w:t>Capital suscrito, clase de acciones</w:t>
             </w:r>
           </w:p>
         </w:tc>
@@ -7175,7 +7175,7 @@
                 <w:sz w:val="20"/>
                 <w:u w:val="none"/>
               </w:rPr>
-              <w:t>Capital pagado — valor</w:t>
+              <w:t>Capital pagado, valor</w:t>
             </w:r>
           </w:p>
         </w:tc>
@@ -7240,7 +7240,7 @@
                 <w:sz w:val="20"/>
                 <w:u w:val="none"/>
               </w:rPr>
-              <w:t>Capital pagado — número de acciones</w:t>
+              <w:t>Capital pagado, número de acciones</w:t>
             </w:r>
           </w:p>
         </w:tc>
@@ -7305,7 +7305,7 @@
                 <w:sz w:val="20"/>
                 <w:u w:val="none"/>
               </w:rPr>
-              <w:t>Capital pagado — valor nominal</w:t>
+              <w:t>Capital pagado, valor nominal</w:t>
             </w:r>
           </w:p>
         </w:tc>
@@ -7435,7 +7435,7 @@
                 <w:sz w:val="20"/>
                 <w:u w:val="none"/>
               </w:rPr>
-              <w:t>Representante legal principal — nombre</w:t>
+              <w:t>Representante legal principal, nombre</w:t>
             </w:r>
           </w:p>
         </w:tc>
@@ -7500,7 +7500,7 @@
                 <w:sz w:val="20"/>
                 <w:u w:val="none"/>
               </w:rPr>
-              <w:t>Representante legal principal — documento</w:t>
+              <w:t>Representante legal principal, documento</w:t>
             </w:r>
           </w:p>
         </w:tc>
@@ -7565,7 +7565,7 @@
                 <w:sz w:val="20"/>
                 <w:u w:val="none"/>
               </w:rPr>
-              <w:t>Representante legal suplente — nombre</w:t>
+              <w:t>Representante legal suplente, nombre</w:t>
             </w:r>
           </w:p>
         </w:tc>
@@ -7630,7 +7630,7 @@
                 <w:sz w:val="20"/>
                 <w:u w:val="none"/>
               </w:rPr>
-              <w:t>Representante legal suplente — documento</w:t>
+              <w:t>Representante legal suplente, documento</w:t>
             </w:r>
           </w:p>
         </w:tc>
@@ -7911,7 +7911,7 @@
                 <w:sz w:val="20"/>
                 <w:u w:val="none"/>
               </w:rPr>
-              <w:t>NO SE DESIGNA — la sociedad no está obligada (artículo 28 de la Ley 1258 de 2008 y parágrafo 2.º del artículo 13 de la Ley 43 de 1990)</w:t>
+              <w:t>NO SE DESIGNA, la sociedad no está obligada (artículo 28 de la Ley 1258 de 2008 y parágrafo 2.º del artículo 13 de la Ley 43 de 1990)</w:t>
             </w:r>
           </w:p>
         </w:tc>
@@ -7976,7 +7976,7 @@
                 <w:sz w:val="20"/>
                 <w:u w:val="none"/>
               </w:rPr>
-              <w:t>SÍ — derecho de preferencia (artículo 14 de los estatutos) y autorización previa de la asamblea por diez años (artículo 15)</w:t>
+              <w:t>SÍ. Derecho de preferencia (artículo 14 de los estatutos) y autorización previa de la asamblea por diez años (artículo 15)</w:t>
             </w:r>
           </w:p>
         </w:tc>
@@ -8041,7 +8041,7 @@
                 <w:sz w:val="20"/>
                 <w:u w:val="none"/>
               </w:rPr>
-              <w:t>SÍ — arbitraje en derecho, árbitro único, Centro de Conciliación y Arbitraje de la Cámara de Comercio de Medellín para Antioquia</w:t>
+              <w:t>SÍ. Arbitraje en derecho, árbitro único, Centro de Conciliación y Arbitraje de la Cámara de Comercio de Medellín para Antioquia</w:t>
             </w:r>
           </w:p>
         </w:tc>
@@ -8109,7 +8109,7 @@
           <w:sz w:val="24"/>
           <w:u w:val="none"/>
         </w:rPr>
-        <w:t>SECCIÓN 4. ANEXO 1 — MATRÍCULA DE ESTABLECIMIENTO DE COMERCIO</w:t>
+        <w:t>SECCIÓN 4. ANEXO 1. MATRÍCULA DE ESTABLECIMIENTO DE COMERCIO</w:t>
       </w:r>
     </w:p>
     <w:p>
@@ -8440,7 +8440,7 @@
                 <w:sz w:val="20"/>
                 <w:u w:val="none"/>
               </w:rPr>
-              <w:t>Propietario — razón social</w:t>
+              <w:t>Propietario, razón social</w:t>
             </w:r>
           </w:p>
         </w:tc>
@@ -8505,7 +8505,7 @@
                 <w:sz w:val="20"/>
                 <w:u w:val="none"/>
               </w:rPr>
-              <w:t>Propietario — NIT</w:t>
+              <w:t>Propietario, NIT</w:t>
             </w:r>
           </w:p>
         </w:tc>
@@ -8570,7 +8570,7 @@
                 <w:sz w:val="20"/>
                 <w:u w:val="none"/>
               </w:rPr>
-              <w:t>Propietario — matrícula mercantil</w:t>
+              <w:t>Propietario, matrícula mercantil</w:t>
             </w:r>
           </w:p>
         </w:tc>
@@ -9436,7 +9436,7 @@
                 <w:sz w:val="20"/>
                 <w:u w:val="none"/>
               </w:rPr>
-              <w:t>NO — es establecimiento de comercio</w:t>
+              <w:t>NO. Es establecimiento de comercio</w:t>
             </w:r>
           </w:p>
         </w:tc>
@@ -10608,7 +10608,7 @@
                 <w:sz w:val="20"/>
                 <w:u w:val="none"/>
               </w:rPr>
-              <w:t>SÍ — por tener trabajadores</w:t>
+              <w:t>SÍ. Por tener trabajadores</w:t>
             </w:r>
           </w:p>
         </w:tc>
@@ -10673,7 +10673,7 @@
                 <w:sz w:val="20"/>
                 <w:u w:val="none"/>
               </w:rPr>
-              <w:t>SÍ — por prestar servicios de salud sujetos a habilitación</w:t>
+              <w:t>SÍ. Por prestar servicios de salud sujetos a habilitación</w:t>
             </w:r>
           </w:p>
         </w:tc>
@@ -11514,7 +11514,7 @@
         <w:color w:val="555555"/>
         <w:sz w:val="16"/>
       </w:rPr>
-      <w:t xml:space="preserve">Formularios del RUES — hojas de transcripción  |  </w:t>
+      <w:t xml:space="preserve">Formularios del RUES. Hojas de transcripción  |  </w:t>
     </w:r>
     <w:r>
       <w:rPr>
@@ -11573,7 +11573,7 @@
         <w:color w:val="555555"/>
         <w:sz w:val="16"/>
       </w:rPr>
-      <w:t>NOVA BIENESTAR INTEGRAL S.A.S. — Formularios del RUES, hojas de transcripción</w:t>
+      <w:t>NOVA BIENESTAR INTEGRAL S.A.S. Formularios del RUES, hojas de transcripción</w:t>
     </w:r>
   </w:p>
 </w:hdr>
